--- a/anexos/ANEXO_K_Guia_formador.docx
+++ b/anexos/ANEXO_K_Guia_formador.docx
@@ -45,7 +45,7 @@
           <w:color w:val="000000"/>
           <w:sz w:val="21"/>
         </w:rPr>
-        <w:t>Cómo convertir este libro en un curso interno de empresa. Cinco dinámicas, una por bloque, listas para facilitar con una sala, un proyector y los capítulos como material. Pensadas para sesiones de 90 minutos con grupos de 8 a 20 personas. La versión ampliada con diapositivas y casos adicionales se desarrolla como material B2B de la FASE 4.</w:t>
+        <w:t>Cómo convertir este libro en un curso interno de empresa. Cinco dinámicas, una por bloque, listas para facilitar con una sala, un proyector y los capítulos como material. Pensadas para sesiones de 90 minutos con grupos de 8 a 20 personas. Las plantillas citadas en las dinámicas están disponibles mediante el enlace al repositorio al final del libro.</w:t>
       </w:r>
     </w:p>
     <w:p>
@@ -221,7 +221,7 @@
           <w:color w:val="000000"/>
           <w:sz w:val="24"/>
         </w:rPr>
-        <w:t>K.1. Bloque I — "La frontera en 20 minutos" (delimitación jurídica)</w:t>
+        <w:t>K.1. Bloque I — «La frontera en 60 minutos» (delimitación jurídica)</w:t>
       </w:r>
     </w:p>
     <w:p>
@@ -323,7 +323,7 @@
           <w:color w:val="000000"/>
           <w:sz w:val="21"/>
         </w:rPr>
-        <w:t>Exposición de los tres mimbres (10 min): sistematicidad, intencionalidad, resultado hostil.</w:t>
+        <w:t>Exposición de los tres mimbres (10 min): sistematicidad, finalidad lesiva, resultado hostil.</w:t>
       </w:r>
     </w:p>
     <w:p>
@@ -375,7 +375,7 @@
           <w:color w:val="000000"/>
           <w:sz w:val="21"/>
         </w:rPr>
-        <w:t>Puesta en común (20 min): cada grupo defiende una clasificación; el formador marca las trampas: el episodio único, la broma "de siempre", el cambio de funciones documentado.</w:t>
+        <w:t>Puesta en común (20 min): cada grupo defiende una clasificación; el formador marca las trampas: el episodio único, la broma «de siempre», el cambio de funciones documentado.</w:t>
       </w:r>
     </w:p>
     <w:p>
@@ -401,7 +401,7 @@
           <w:color w:val="000000"/>
           <w:sz w:val="21"/>
         </w:rPr>
-        <w:t>Cierre (10 min): árbol de decisión del capítulo 1 proyectado; mensaje clave: "en la duda, protocolo".</w:t>
+        <w:t>Cierre (10 min): árbol de decisión del capítulo 1 proyectado; mensaje clave: «en la duda, protocolo».</w:t>
       </w:r>
     </w:p>
     <w:p>
@@ -417,7 +417,7 @@
           <w:color w:val="000000"/>
           <w:sz w:val="24"/>
         </w:rPr>
-        <w:t>K.2. Bloque II — "Audita tu protocolo" (compliance)</w:t>
+        <w:t>K.2. Bloque II — «Audita tu protocolo» (compliance)</w:t>
       </w:r>
     </w:p>
     <w:p>
@@ -571,7 +571,7 @@
           <w:color w:val="000000"/>
           <w:sz w:val="21"/>
         </w:rPr>
-        <w:t>Puesta en común (25 min): se recogen los ✗ en un panel; el formador separa los "fallos de papel" de los "fallos de uso".</w:t>
+        <w:t>Puesta en común (25 min): se recogen los ✗ en un panel; el formador separa los «fallos de papel» de los «fallos de uso».</w:t>
       </w:r>
     </w:p>
     <w:p>
@@ -613,7 +613,7 @@
           <w:color w:val="000000"/>
           <w:sz w:val="24"/>
         </w:rPr>
-        <w:t>K.3. Bloque III — "La conversación que no tuviste" (detección y comunicación)</w:t>
+        <w:t>K.3. Bloque III — «La conversación que no tuviste» (detección y comunicación)</w:t>
       </w:r>
     </w:p>
     <w:p>
@@ -809,7 +809,7 @@
           <w:color w:val="000000"/>
           <w:sz w:val="24"/>
         </w:rPr>
-        <w:t>K.4. Bloque IV — "El juicio simulado" (estrategia probatoria)</w:t>
+        <w:t>K.4. Bloque IV — «El juicio simulado» (estrategia probatoria)</w:t>
       </w:r>
     </w:p>
     <w:p>
@@ -937,7 +937,7 @@
           <w:color w:val="000000"/>
           <w:sz w:val="21"/>
         </w:rPr>
-        <w:t>Vista oral (30 min): cada equipo expone 10 minutos; un "juez" (el formador o un directivo) pregunta; se vota la resolución por el resto del grupo.</w:t>
+        <w:t>Vista oral (30 min): cada equipo expone 10 minutos; un «juez» (el formador o un directivo) pregunta; se vota la resolución por el resto del grupo.</w:t>
       </w:r>
     </w:p>
     <w:p>
@@ -989,7 +989,7 @@
           <w:color w:val="000000"/>
           <w:sz w:val="21"/>
         </w:rPr>
-        <w:t>Cierre (20 min): inventario de lo que faltó: papel, testigos, plazos. Mensaje clave: "el papel decide".</w:t>
+        <w:t>Cierre (20 min): inventario de lo que faltó: papel, testigos, plazos. Mensaje clave: «el papel decide».</w:t>
       </w:r>
     </w:p>
     <w:p>
@@ -1005,7 +1005,7 @@
           <w:color w:val="000000"/>
           <w:sz w:val="24"/>
         </w:rPr>
-        <w:t>K.5. Bloque V — "Monta tu kit" (herramientas)</w:t>
+        <w:t>K.5. Bloque V — «Monta tu kit» (herramientas)</w:t>
       </w:r>
     </w:p>
     <w:p>
@@ -1027,7 +1027,7 @@
           <w:color w:val="000000"/>
           <w:sz w:val="21"/>
         </w:rPr>
-        <w:t xml:space="preserve"> Personalizar las plantillas del repositorio para la realidad de la empresa.</w:t>
+        <w:t xml:space="preserve"> Personalizar las plantillas del repositorio enlazado al final del libro para la realidad de la empresa.</w:t>
       </w:r>
     </w:p>
     <w:p>
@@ -1069,7 +1069,7 @@
           <w:color w:val="000000"/>
           <w:sz w:val="21"/>
         </w:rPr>
-        <w:t xml:space="preserve"> Anexos A-H; ordenadores; las plantillas Word del repositorio.</w:t>
+        <w:t xml:space="preserve"> Anexos A-H; ordenadores; las plantillas Word accesibles mediante el enlace al repositorio al final del libro.</w:t>
       </w:r>
     </w:p>
     <w:p>
@@ -1185,7 +1185,7 @@
           <w:color w:val="000000"/>
           <w:sz w:val="21"/>
         </w:rPr>
-        <w:t>Cierre (10 min): el listado de "pendientes" se convierte en el plan de implantación de la empresa. La formación termina con trabajo útil, no con aplausos.</w:t>
+        <w:t>Cierre (10 min): el listado de «pendientes» se convierte en el plan de implantación de la empresa. La formación termina con trabajo útil, no con aplausos.</w:t>
       </w:r>
     </w:p>
     <w:p>
@@ -1213,7 +1213,7 @@
           <w:color w:val="000000"/>
           <w:sz w:val="21"/>
         </w:rPr>
-        <w:t>- Encuesta de salida de tres preguntas: "¿Qué te llevas?", "¿Qué te falta?", "¿Qué mejorarías de la sesión?".</w:t>
+        <w:t>- Encuesta de salida de tres preguntas: «¿Qué te llevas?», «¿Qué te falta?», «¿Qué mejorarías de la sesión?».</w:t>
       </w:r>
     </w:p>
     <w:p>
